--- a/templates_docx/bien_ban_nhan_hang.docx
+++ b/templates_docx/bien_ban_nhan_hang.docx
@@ -57,8 +57,8 @@
         <w:ind w:right="169"/>
         <w:jc w:val="center"/>
         <w:rPr>
-          <w:sz w:val="24"/>
-          <w:szCs w:val="24"/>
+          <w:b w:val="1"/>
+          <w:bCs w:val="1"/>
         </w:rPr>
       </w:pPr>
       <w:r>
@@ -82,41 +82,29 @@
           <w:rtl w:val="0"/>
         </w:rPr>
         <w:t xml:space="preserve"> Tự do - Hạnh phúc</w:t>
-      </w:r>
-      <w:r>
-        <w:rPr>
-          <w:rtl w:val="0"/>
-        </w:rPr>
       </w:r>
     </w:p>
     <w:p>
       <w:pPr>
-        <w:ind w:left="2880" w:right="169" w:firstLine="0"/>
-        <w:jc w:val="left"/>
-        <w:rPr>
-          <w:b w:val="1"/>
-          <w:bCs w:val="1"/>
-          <w:sz w:val="24"/>
-          <w:szCs w:val="24"/>
+        <w:ind w:right="169"/>
+        <w:jc w:val="center"/>
+        <w:rPr>
+          <w:sz w:val="30"/>
+          <w:szCs w:val="30"/>
         </w:rPr>
       </w:pPr>
       <w:r>
         <w:rPr>
-          <w:sz w:val="24"/>
-          <w:szCs w:val="24"/>
+          <w:sz w:val="30"/>
+          <w:szCs w:val="30"/>
           <w:rtl w:val="0"/>
         </w:rPr>
-        <w:t xml:space="preserve">       </w:t>
+        <w:t xml:space="preserve">*****</w:t>
       </w:r>
       <w:r>
         <w:rPr>
-          <w:b w:val="1"/>
-          <w:bCs w:val="1"/>
-          <w:sz w:val="24"/>
-          <w:szCs w:val="24"/>
           <w:rtl w:val="0"/>
         </w:rPr>
-        <w:t xml:space="preserve">————————————— </w:t>
       </w:r>
     </w:p>
     <w:p>
@@ -125,8 +113,9 @@
         <w:ind w:right="169"/>
         <w:jc w:val="left"/>
         <w:rPr>
-          <w:sz w:val="24"/>
-          <w:szCs w:val="24"/>
+          <w:b w:val="1"/>
+          <w:bCs w:val="1"/>
+          <w:color w:val="ffffff"/>
         </w:rPr>
       </w:pPr>
       <w:r>
@@ -140,8 +129,10 @@
         <w:ind w:right="169"/>
         <w:jc w:val="center"/>
         <w:rPr>
-          <w:sz w:val="2"/>
-          <w:szCs w:val="2"/>
+          <w:b w:val="1"/>
+          <w:bCs w:val="1"/>
+          <w:sz w:val="34"/>
+          <w:szCs w:val="34"/>
         </w:rPr>
       </w:pPr>
       <w:r>
@@ -154,6 +145,18 @@
         </w:rPr>
         <w:t xml:space="preserve">BIÊN BẢN GIAO NHẬN HÀNG HÓA</w:t>
       </w:r>
+    </w:p>
+    <w:p>
+      <w:pPr>
+        <w:ind w:right="169"/>
+        <w:jc w:val="center"/>
+        <w:rPr>
+          <w:b w:val="1"/>
+          <w:bCs w:val="1"/>
+          <w:sz w:val="34"/>
+          <w:szCs w:val="34"/>
+        </w:rPr>
+      </w:pPr>
       <w:r>
         <w:rPr>
           <w:rtl w:val="0"/>
@@ -224,7 +227,7 @@
         <w:ind w:right="169"/>
         <w:rPr/>
       </w:pPr>
-      <w:bookmarkStart w:colFirst="0" w:colLast="0" w:name="_cuej09g0ss4p" w:id="0"/>
+      <w:bookmarkStart w:colFirst="0" w:colLast="0" w:name="_s43ywitl5nhj" w:id="0"/>
       <w:bookmarkEnd w:id="0"/>
       <w:r>
         <w:rPr>
@@ -294,7 +297,6 @@
             <w:pPr>
               <w:keepNext w:val="0"/>
               <w:keepLines w:val="0"/>
-              <w:pageBreakBefore w:val="0"/>
               <w:widowControl w:val="0"/>
               <w:pBdr>
                 <w:top w:space="0" w:sz="0" w:val="nil"/>
@@ -338,7 +340,6 @@
             <w:pPr>
               <w:keepNext w:val="0"/>
               <w:keepLines w:val="0"/>
-              <w:pageBreakBefore w:val="0"/>
               <w:widowControl w:val="0"/>
               <w:pBdr>
                 <w:top w:space="0" w:sz="0" w:val="nil"/>
@@ -393,7 +394,6 @@
             <w:pPr>
               <w:keepNext w:val="0"/>
               <w:keepLines w:val="0"/>
-              <w:pageBreakBefore w:val="0"/>
               <w:widowControl w:val="0"/>
               <w:pBdr>
                 <w:top w:space="0" w:sz="0" w:val="nil"/>
@@ -458,7 +458,6 @@
             <w:pPr>
               <w:keepNext w:val="0"/>
               <w:keepLines w:val="0"/>
-              <w:pageBreakBefore w:val="0"/>
               <w:widowControl w:val="0"/>
               <w:pBdr>
                 <w:top w:space="0" w:sz="0" w:val="nil"/>
@@ -503,7 +502,6 @@
             <w:pPr>
               <w:keepNext w:val="0"/>
               <w:keepLines w:val="0"/>
-              <w:pageBreakBefore w:val="0"/>
               <w:widowControl w:val="0"/>
               <w:pBdr>
                 <w:top w:space="0" w:sz="0" w:val="nil"/>
@@ -553,7 +551,6 @@
             <w:pPr>
               <w:keepNext w:val="0"/>
               <w:keepLines w:val="0"/>
-              <w:pageBreakBefore w:val="0"/>
               <w:widowControl w:val="0"/>
               <w:pBdr>
                 <w:top w:space="0" w:sz="0" w:val="nil"/>
@@ -597,7 +594,6 @@
             <w:pPr>
               <w:keepNext w:val="0"/>
               <w:keepLines w:val="0"/>
-              <w:pageBreakBefore w:val="0"/>
               <w:widowControl w:val="0"/>
               <w:pBdr>
                 <w:top w:space="0" w:sz="0" w:val="nil"/>
@@ -641,7 +637,6 @@
             <w:pPr>
               <w:keepNext w:val="0"/>
               <w:keepLines w:val="0"/>
-              <w:pageBreakBefore w:val="0"/>
               <w:widowControl w:val="0"/>
               <w:pBdr>
                 <w:top w:space="0" w:sz="0" w:val="nil"/>
@@ -672,7 +667,7 @@
         <w:ind w:right="169"/>
         <w:rPr/>
       </w:pPr>
-      <w:bookmarkStart w:colFirst="0" w:colLast="0" w:name="_p7tqcha13xrl" w:id="1"/>
+      <w:bookmarkStart w:colFirst="0" w:colLast="0" w:name="_1h6dinektsal" w:id="1"/>
       <w:bookmarkEnd w:id="1"/>
       <w:r>
         <w:rPr>
@@ -771,7 +766,6 @@
             <w:pPr>
               <w:keepNext w:val="0"/>
               <w:keepLines w:val="0"/>
-              <w:pageBreakBefore w:val="0"/>
               <w:widowControl w:val="0"/>
               <w:pBdr>
                 <w:top w:space="0" w:sz="0" w:val="nil"/>
@@ -826,7 +820,6 @@
             <w:pPr>
               <w:keepNext w:val="0"/>
               <w:keepLines w:val="0"/>
-              <w:pageBreakBefore w:val="0"/>
               <w:widowControl w:val="0"/>
               <w:pBdr>
                 <w:top w:space="0" w:sz="0" w:val="nil"/>
@@ -877,7 +870,6 @@
             <w:pPr>
               <w:keepNext w:val="0"/>
               <w:keepLines w:val="0"/>
-              <w:pageBreakBefore w:val="0"/>
               <w:widowControl w:val="0"/>
               <w:pBdr>
                 <w:top w:space="0" w:sz="0" w:val="nil"/>
@@ -922,7 +914,6 @@
             <w:pPr>
               <w:keepNext w:val="0"/>
               <w:keepLines w:val="0"/>
-              <w:pageBreakBefore w:val="0"/>
               <w:widowControl w:val="0"/>
               <w:pBdr>
                 <w:top w:space="0" w:sz="0" w:val="nil"/>
@@ -972,7 +963,6 @@
             <w:pPr>
               <w:keepNext w:val="0"/>
               <w:keepLines w:val="0"/>
-              <w:pageBreakBefore w:val="0"/>
               <w:widowControl w:val="0"/>
               <w:pBdr>
                 <w:top w:space="0" w:sz="0" w:val="nil"/>
@@ -1016,7 +1006,6 @@
             <w:pPr>
               <w:keepNext w:val="0"/>
               <w:keepLines w:val="0"/>
-              <w:pageBreakBefore w:val="0"/>
               <w:widowControl w:val="0"/>
               <w:pBdr>
                 <w:top w:space="0" w:sz="0" w:val="nil"/>
@@ -1073,7 +1062,6 @@
             <w:pPr>
               <w:keepNext w:val="0"/>
               <w:keepLines w:val="0"/>
-              <w:pageBreakBefore w:val="0"/>
               <w:widowControl w:val="0"/>
               <w:pBdr>
                 <w:top w:space="0" w:sz="0" w:val="nil"/>
@@ -1092,6 +1080,100 @@
               <w:rPr>
                 <w:rtl w:val="0"/>
               </w:rPr>
+            </w:r>
+          </w:p>
+        </w:tc>
+      </w:tr>
+      <w:tr>
+        <w:trPr>
+          <w:cantSplit w:val="0"/>
+          <w:trHeight w:val="460" w:hRule="atLeast"/>
+          <w:tblHeader w:val="0"/>
+        </w:trPr>
+        <w:tc>
+          <w:tcPr>
+            <w:tcBorders>
+              <w:top w:color="ffffff" w:space="0" w:sz="8" w:val="single"/>
+              <w:left w:color="ffffff" w:space="0" w:sz="8" w:val="single"/>
+              <w:bottom w:color="ffffff" w:space="0" w:sz="8" w:val="single"/>
+              <w:right w:color="ffffff" w:space="0" w:sz="8" w:val="single"/>
+            </w:tcBorders>
+            <w:shd w:fill="auto" w:val="clear"/>
+            <w:tcMar>
+              <w:top w:w="100.0" w:type="dxa"/>
+              <w:left w:w="100.0" w:type="dxa"/>
+              <w:bottom w:w="100.0" w:type="dxa"/>
+              <w:right w:w="100.0" w:type="dxa"/>
+            </w:tcMar>
+            <w:vAlign w:val="top"/>
+          </w:tcPr>
+          <w:p>
+            <w:pPr>
+              <w:keepNext w:val="0"/>
+              <w:keepLines w:val="0"/>
+              <w:widowControl w:val="0"/>
+              <w:pBdr>
+                <w:top w:space="0" w:sz="0" w:val="nil"/>
+                <w:left w:space="0" w:sz="0" w:val="nil"/>
+                <w:bottom w:space="0" w:sz="0" w:val="nil"/>
+                <w:right w:space="0" w:sz="0" w:val="nil"/>
+                <w:between w:space="0" w:sz="0" w:val="nil"/>
+              </w:pBdr>
+              <w:shd w:fill="auto" w:val="clear"/>
+              <w:spacing w:after="0" w:before="0" w:line="240" w:lineRule="auto"/>
+              <w:ind w:left="0" w:right="0" w:firstLine="0"/>
+              <w:jc w:val="left"/>
+              <w:rPr/>
+            </w:pPr>
+            <w:r>
+              <w:rPr>
+                <w:rtl w:val="0"/>
+              </w:rPr>
+              <w:t xml:space="preserve">Tài khoản </w:t>
+            </w:r>
+          </w:p>
+        </w:tc>
+        <w:tc>
+          <w:tcPr>
+            <w:gridSpan w:val="2"/>
+            <w:tcBorders>
+              <w:top w:color="ffffff" w:space="0" w:sz="8" w:val="single"/>
+              <w:left w:color="ffffff" w:space="0" w:sz="8" w:val="single"/>
+              <w:bottom w:color="ffffff" w:space="0" w:sz="8" w:val="single"/>
+              <w:right w:color="ffffff" w:space="0" w:sz="8" w:val="single"/>
+            </w:tcBorders>
+            <w:shd w:fill="auto" w:val="clear"/>
+            <w:tcMar>
+              <w:top w:w="100.0" w:type="dxa"/>
+              <w:left w:w="100.0" w:type="dxa"/>
+              <w:bottom w:w="100.0" w:type="dxa"/>
+              <w:right w:w="100.0" w:type="dxa"/>
+            </w:tcMar>
+            <w:vAlign w:val="top"/>
+          </w:tcPr>
+          <w:p>
+            <w:pPr>
+              <w:keepNext w:val="0"/>
+              <w:keepLines w:val="0"/>
+              <w:widowControl w:val="0"/>
+              <w:pBdr>
+                <w:top w:space="0" w:sz="0" w:val="nil"/>
+                <w:left w:space="0" w:sz="0" w:val="nil"/>
+                <w:bottom w:space="0" w:sz="0" w:val="nil"/>
+                <w:right w:space="0" w:sz="0" w:val="nil"/>
+                <w:between w:space="0" w:sz="0" w:val="nil"/>
+              </w:pBdr>
+              <w:shd w:fill="auto" w:val="clear"/>
+              <w:spacing w:after="0" w:before="0" w:line="240" w:lineRule="auto"/>
+              <w:ind w:left="0" w:right="0" w:firstLine="0"/>
+              <w:jc w:val="left"/>
+              <w:rPr/>
+            </w:pPr>
+            <w:r>
+              <w:rPr>
+                <w:rtl w:val="0"/>
+              </w:rPr>
+              <w:t xml:space="preserve">: {{TAI_KHOAN_B}}</w:t>
             </w:r>
           </w:p>
         </w:tc>
@@ -1122,7 +1204,6 @@
             <w:pPr>
               <w:keepNext w:val="0"/>
               <w:keepLines w:val="0"/>
-              <w:pageBreakBefore w:val="0"/>
               <w:widowControl w:val="0"/>
               <w:pBdr>
                 <w:top w:space="0" w:sz="0" w:val="nil"/>
@@ -1141,7 +1222,7 @@
               <w:rPr>
                 <w:rtl w:val="0"/>
               </w:rPr>
-              <w:t xml:space="preserve">Tài khoản </w:t>
+              <w:t xml:space="preserve">MST </w:t>
             </w:r>
           </w:p>
         </w:tc>
@@ -1166,7 +1247,6 @@
             <w:pPr>
               <w:keepNext w:val="0"/>
               <w:keepLines w:val="0"/>
-              <w:pageBreakBefore w:val="0"/>
               <w:widowControl w:val="0"/>
               <w:pBdr>
                 <w:top w:space="0" w:sz="0" w:val="nil"/>
@@ -1185,7 +1265,7 @@
               <w:rPr>
                 <w:rtl w:val="0"/>
               </w:rPr>
-              <w:t xml:space="preserve">: {{TAI_KHOAN_B}}</w:t>
+              <w:t xml:space="preserve">: {{MST_B}}</w:t>
             </w:r>
           </w:p>
         </w:tc>
@@ -1210,144 +1290,6 @@
             <w:pPr>
               <w:keepNext w:val="0"/>
               <w:keepLines w:val="0"/>
-              <w:pageBreakBefore w:val="0"/>
-              <w:widowControl w:val="0"/>
-              <w:pBdr>
-                <w:top w:space="0" w:sz="0" w:val="nil"/>
-                <w:left w:space="0" w:sz="0" w:val="nil"/>
-                <w:bottom w:space="0" w:sz="0" w:val="nil"/>
-                <w:right w:space="0" w:sz="0" w:val="nil"/>
-                <w:between w:space="0" w:sz="0" w:val="nil"/>
-              </w:pBdr>
-              <w:shd w:fill="auto" w:val="clear"/>
-              <w:spacing w:after="0" w:before="0" w:line="240" w:lineRule="auto"/>
-              <w:ind w:left="0" w:right="0" w:firstLine="0"/>
-              <w:jc w:val="left"/>
-              <w:rPr/>
-            </w:pPr>
-            <w:r>
-              <w:rPr>
-                <w:rtl w:val="0"/>
-              </w:rPr>
-            </w:r>
-          </w:p>
-        </w:tc>
-      </w:tr>
-      <w:tr>
-        <w:trPr>
-          <w:cantSplit w:val="0"/>
-          <w:tblHeader w:val="0"/>
-        </w:trPr>
-        <w:tc>
-          <w:tcPr>
-            <w:tcBorders>
-              <w:top w:color="ffffff" w:space="0" w:sz="8" w:val="single"/>
-              <w:left w:color="ffffff" w:space="0" w:sz="8" w:val="single"/>
-              <w:bottom w:color="ffffff" w:space="0" w:sz="8" w:val="single"/>
-              <w:right w:color="ffffff" w:space="0" w:sz="8" w:val="single"/>
-            </w:tcBorders>
-            <w:shd w:fill="auto" w:val="clear"/>
-            <w:tcMar>
-              <w:top w:w="100.0" w:type="dxa"/>
-              <w:left w:w="100.0" w:type="dxa"/>
-              <w:bottom w:w="100.0" w:type="dxa"/>
-              <w:right w:w="100.0" w:type="dxa"/>
-            </w:tcMar>
-            <w:vAlign w:val="top"/>
-          </w:tcPr>
-          <w:p>
-            <w:pPr>
-              <w:keepNext w:val="0"/>
-              <w:keepLines w:val="0"/>
-              <w:pageBreakBefore w:val="0"/>
-              <w:widowControl w:val="0"/>
-              <w:pBdr>
-                <w:top w:space="0" w:sz="0" w:val="nil"/>
-                <w:left w:space="0" w:sz="0" w:val="nil"/>
-                <w:bottom w:space="0" w:sz="0" w:val="nil"/>
-                <w:right w:space="0" w:sz="0" w:val="nil"/>
-                <w:between w:space="0" w:sz="0" w:val="nil"/>
-              </w:pBdr>
-              <w:shd w:fill="auto" w:val="clear"/>
-              <w:spacing w:after="0" w:before="0" w:line="240" w:lineRule="auto"/>
-              <w:ind w:left="0" w:right="0" w:firstLine="0"/>
-              <w:jc w:val="left"/>
-              <w:rPr/>
-            </w:pPr>
-            <w:r>
-              <w:rPr>
-                <w:rtl w:val="0"/>
-              </w:rPr>
-              <w:t xml:space="preserve">MST </w:t>
-            </w:r>
-          </w:p>
-        </w:tc>
-        <w:tc>
-          <w:tcPr>
-            <w:tcBorders>
-              <w:top w:color="ffffff" w:space="0" w:sz="8" w:val="single"/>
-              <w:left w:color="ffffff" w:space="0" w:sz="8" w:val="single"/>
-              <w:bottom w:color="ffffff" w:space="0" w:sz="8" w:val="single"/>
-              <w:right w:color="ffffff" w:space="0" w:sz="8" w:val="single"/>
-            </w:tcBorders>
-            <w:shd w:fill="auto" w:val="clear"/>
-            <w:tcMar>
-              <w:top w:w="100.0" w:type="dxa"/>
-              <w:left w:w="100.0" w:type="dxa"/>
-              <w:bottom w:w="100.0" w:type="dxa"/>
-              <w:right w:w="100.0" w:type="dxa"/>
-            </w:tcMar>
-            <w:vAlign w:val="top"/>
-          </w:tcPr>
-          <w:p>
-            <w:pPr>
-              <w:keepNext w:val="0"/>
-              <w:keepLines w:val="0"/>
-              <w:pageBreakBefore w:val="0"/>
-              <w:widowControl w:val="0"/>
-              <w:pBdr>
-                <w:top w:space="0" w:sz="0" w:val="nil"/>
-                <w:left w:space="0" w:sz="0" w:val="nil"/>
-                <w:bottom w:space="0" w:sz="0" w:val="nil"/>
-                <w:right w:space="0" w:sz="0" w:val="nil"/>
-                <w:between w:space="0" w:sz="0" w:val="nil"/>
-              </w:pBdr>
-              <w:shd w:fill="auto" w:val="clear"/>
-              <w:spacing w:after="0" w:before="0" w:line="240" w:lineRule="auto"/>
-              <w:ind w:left="0" w:right="0" w:firstLine="0"/>
-              <w:jc w:val="left"/>
-              <w:rPr/>
-            </w:pPr>
-            <w:r>
-              <w:rPr>
-                <w:rtl w:val="0"/>
-              </w:rPr>
-              <w:t xml:space="preserve">: {{MST_B}}</w:t>
-            </w:r>
-          </w:p>
-        </w:tc>
-        <w:tc>
-          <w:tcPr>
-            <w:tcBorders>
-              <w:top w:color="ffffff" w:space="0" w:sz="8" w:val="single"/>
-              <w:left w:color="ffffff" w:space="0" w:sz="8" w:val="single"/>
-              <w:bottom w:color="ffffff" w:space="0" w:sz="8" w:val="single"/>
-              <w:right w:color="ffffff" w:space="0" w:sz="8" w:val="single"/>
-            </w:tcBorders>
-            <w:shd w:fill="auto" w:val="clear"/>
-            <w:tcMar>
-              <w:top w:w="100.0" w:type="dxa"/>
-              <w:left w:w="100.0" w:type="dxa"/>
-              <w:bottom w:w="100.0" w:type="dxa"/>
-              <w:right w:w="100.0" w:type="dxa"/>
-            </w:tcMar>
-            <w:vAlign w:val="top"/>
-          </w:tcPr>
-          <w:p>
-            <w:pPr>
-              <w:keepNext w:val="0"/>
-              <w:keepLines w:val="0"/>
-              <w:pageBreakBefore w:val="0"/>
               <w:widowControl w:val="0"/>
               <w:pBdr>
                 <w:top w:space="0" w:sz="0" w:val="nil"/>
@@ -1381,7 +1323,7 @@
           <w:szCs w:val="24"/>
         </w:rPr>
       </w:pPr>
-      <w:bookmarkStart w:colFirst="0" w:colLast="0" w:name="_2tdntvmkbhy9" w:id="2"/>
+      <w:bookmarkStart w:colFirst="0" w:colLast="0" w:name="_k3h4ff92x6k" w:id="2"/>
       <w:bookmarkEnd w:id="2"/>
       <w:r>
         <w:rPr>
@@ -1472,7 +1414,6 @@
             <w:pPr>
               <w:keepNext w:val="0"/>
               <w:keepLines w:val="0"/>
-              <w:pageBreakBefore w:val="0"/>
               <w:widowControl w:val="0"/>
               <w:pBdr>
                 <w:top w:space="0" w:sz="0" w:val="nil"/>
@@ -1519,7 +1460,6 @@
             <w:pPr>
               <w:keepNext w:val="0"/>
               <w:keepLines w:val="0"/>
-              <w:pageBreakBefore w:val="0"/>
               <w:widowControl w:val="0"/>
               <w:pBdr>
                 <w:top w:space="0" w:sz="0" w:val="nil"/>
@@ -1566,7 +1506,6 @@
             <w:pPr>
               <w:keepNext w:val="0"/>
               <w:keepLines w:val="0"/>
-              <w:pageBreakBefore w:val="0"/>
               <w:widowControl w:val="0"/>
               <w:pBdr>
                 <w:top w:space="0" w:sz="0" w:val="nil"/>
@@ -1613,7 +1552,6 @@
             <w:pPr>
               <w:keepNext w:val="0"/>
               <w:keepLines w:val="0"/>
-              <w:pageBreakBefore w:val="0"/>
               <w:widowControl w:val="0"/>
               <w:pBdr>
                 <w:top w:space="0" w:sz="0" w:val="nil"/>
@@ -1666,7 +1604,6 @@
             <w:pPr>
               <w:keepNext w:val="0"/>
               <w:keepLines w:val="0"/>
-              <w:pageBreakBefore w:val="0"/>
               <w:widowControl w:val="0"/>
               <w:pBdr>
                 <w:top w:space="0" w:sz="0" w:val="nil"/>
@@ -1697,157 +1634,144 @@
             <w:pPr>
               <w:keepNext w:val="0"/>
               <w:keepLines w:val="0"/>
-              <w:pageBreakBefore w:val="0"/>
-              <w:widowControl w:val="0"/>
-              <w:pBdr>
-                <w:top w:space="0" w:sz="0" w:val="nil"/>
-                <w:left w:space="0" w:sz="0" w:val="nil"/>
-                <w:bottom w:space="0" w:sz="0" w:val="nil"/>
-                <w:right w:space="0" w:sz="0" w:val="nil"/>
-                <w:between w:space="0" w:sz="0" w:val="nil"/>
-              </w:pBdr>
-              <w:shd w:fill="auto" w:val="clear"/>
-              <w:spacing w:after="0" w:before="0" w:line="240" w:lineRule="auto"/>
-              <w:ind w:left="0" w:right="0" w:firstLine="0"/>
-              <w:jc w:val="left"/>
-              <w:rPr>
-                <w:sz w:val="24"/>
-                <w:szCs w:val="24"/>
-              </w:rPr>
-            </w:pPr>
-            <w:r>
-              <w:rPr>
-                <w:rtl w:val="0"/>
-              </w:rPr>
-            </w:r>
-          </w:p>
-        </w:tc>
-        <w:tc>
-          <w:tcPr>
-            <w:shd w:fill="auto" w:val="clear"/>
-            <w:tcMar>
-              <w:top w:w="100.0" w:type="dxa"/>
-              <w:left w:w="100.0" w:type="dxa"/>
-              <w:bottom w:w="100.0" w:type="dxa"/>
-              <w:right w:w="100.0" w:type="dxa"/>
-            </w:tcMar>
-            <w:vAlign w:val="top"/>
-          </w:tcPr>
-          <w:p>
-            <w:pPr>
-              <w:keepNext w:val="0"/>
-              <w:keepLines w:val="0"/>
-              <w:pageBreakBefore w:val="0"/>
-              <w:widowControl w:val="0"/>
-              <w:pBdr>
-                <w:top w:space="0" w:sz="0" w:val="nil"/>
-                <w:left w:space="0" w:sz="0" w:val="nil"/>
-                <w:bottom w:space="0" w:sz="0" w:val="nil"/>
-                <w:right w:space="0" w:sz="0" w:val="nil"/>
-                <w:between w:space="0" w:sz="0" w:val="nil"/>
-              </w:pBdr>
-              <w:shd w:fill="auto" w:val="clear"/>
-              <w:spacing w:after="0" w:before="0" w:line="240" w:lineRule="auto"/>
-              <w:ind w:left="0" w:right="0" w:firstLine="0"/>
-              <w:jc w:val="left"/>
-              <w:rPr>
-                <w:sz w:val="24"/>
-                <w:szCs w:val="24"/>
-              </w:rPr>
-            </w:pPr>
-            <w:r>
-              <w:rPr>
-                <w:sz w:val="24"/>
-                <w:szCs w:val="24"/>
-                <w:rtl w:val="0"/>
-              </w:rPr>
-              <w:t xml:space="preserve">Dây hàn W71T-VD Phi 1.2 (15kg/cuộn)</w:t>
-            </w:r>
-          </w:p>
-        </w:tc>
-        <w:tc>
-          <w:tcPr>
-            <w:shd w:fill="auto" w:val="clear"/>
-            <w:tcMar>
-              <w:top w:w="100.0" w:type="dxa"/>
-              <w:left w:w="100.0" w:type="dxa"/>
-              <w:bottom w:w="100.0" w:type="dxa"/>
-              <w:right w:w="100.0" w:type="dxa"/>
-            </w:tcMar>
-            <w:vAlign w:val="top"/>
-          </w:tcPr>
-          <w:p>
-            <w:pPr>
-              <w:keepNext w:val="0"/>
-              <w:keepLines w:val="0"/>
-              <w:pageBreakBefore w:val="0"/>
-              <w:widowControl w:val="0"/>
-              <w:pBdr>
-                <w:top w:space="0" w:sz="0" w:val="nil"/>
-                <w:left w:space="0" w:sz="0" w:val="nil"/>
-                <w:bottom w:space="0" w:sz="0" w:val="nil"/>
-                <w:right w:space="0" w:sz="0" w:val="nil"/>
-                <w:between w:space="0" w:sz="0" w:val="nil"/>
-              </w:pBdr>
-              <w:shd w:fill="auto" w:val="clear"/>
-              <w:spacing w:after="0" w:before="0" w:line="240" w:lineRule="auto"/>
-              <w:ind w:left="0" w:right="0" w:firstLine="0"/>
-              <w:jc w:val="left"/>
-              <w:rPr>
-                <w:sz w:val="24"/>
-                <w:szCs w:val="24"/>
-              </w:rPr>
-            </w:pPr>
-            <w:r>
-              <w:rPr>
-                <w:sz w:val="24"/>
-                <w:szCs w:val="24"/>
-                <w:rtl w:val="0"/>
-              </w:rPr>
-              <w:t xml:space="preserve">kg</w:t>
-            </w:r>
-          </w:p>
-        </w:tc>
-        <w:tc>
-          <w:tcPr>
-            <w:shd w:fill="auto" w:val="clear"/>
-            <w:tcMar>
-              <w:top w:w="100.0" w:type="dxa"/>
-              <w:left w:w="100.0" w:type="dxa"/>
-              <w:bottom w:w="100.0" w:type="dxa"/>
-              <w:right w:w="100.0" w:type="dxa"/>
-            </w:tcMar>
-            <w:vAlign w:val="top"/>
-          </w:tcPr>
-          <w:p>
-            <w:pPr>
-              <w:keepNext w:val="0"/>
-              <w:keepLines w:val="0"/>
-              <w:pageBreakBefore w:val="0"/>
-              <w:widowControl w:val="0"/>
-              <w:pBdr>
-                <w:top w:space="0" w:sz="0" w:val="nil"/>
-                <w:left w:space="0" w:sz="0" w:val="nil"/>
-                <w:bottom w:space="0" w:sz="0" w:val="nil"/>
-                <w:right w:space="0" w:sz="0" w:val="nil"/>
-                <w:between w:space="0" w:sz="0" w:val="nil"/>
-              </w:pBdr>
-              <w:shd w:fill="auto" w:val="clear"/>
-              <w:spacing w:after="0" w:before="0" w:line="240" w:lineRule="auto"/>
-              <w:ind w:left="0" w:right="0" w:firstLine="0"/>
-              <w:jc w:val="left"/>
-              <w:rPr>
-                <w:sz w:val="24"/>
-                <w:szCs w:val="24"/>
-              </w:rPr>
-            </w:pPr>
-            <w:r>
-              <w:rPr>
-                <w:sz w:val="24"/>
-                <w:szCs w:val="24"/>
-                <w:rtl w:val="0"/>
-              </w:rPr>
-              <w:t xml:space="preserve">7455</w:t>
+              <w:widowControl w:val="0"/>
+              <w:pBdr>
+                <w:top w:space="0" w:sz="0" w:val="nil"/>
+                <w:left w:space="0" w:sz="0" w:val="nil"/>
+                <w:bottom w:space="0" w:sz="0" w:val="nil"/>
+                <w:right w:space="0" w:sz="0" w:val="nil"/>
+                <w:between w:space="0" w:sz="0" w:val="nil"/>
+              </w:pBdr>
+              <w:shd w:fill="auto" w:val="clear"/>
+              <w:spacing w:after="0" w:before="0" w:line="240" w:lineRule="auto"/>
+              <w:ind w:left="0" w:right="0" w:firstLine="0"/>
+              <w:jc w:val="left"/>
+              <w:rPr>
+                <w:sz w:val="24"/>
+                <w:szCs w:val="24"/>
+              </w:rPr>
+            </w:pPr>
+            <w:r>
+              <w:rPr>
+                <w:rtl w:val="0"/>
+              </w:rPr>
+            </w:r>
+          </w:p>
+        </w:tc>
+        <w:tc>
+          <w:tcPr>
+            <w:shd w:fill="auto" w:val="clear"/>
+            <w:tcMar>
+              <w:top w:w="100.0" w:type="dxa"/>
+              <w:left w:w="100.0" w:type="dxa"/>
+              <w:bottom w:w="100.0" w:type="dxa"/>
+              <w:right w:w="100.0" w:type="dxa"/>
+            </w:tcMar>
+            <w:vAlign w:val="top"/>
+          </w:tcPr>
+          <w:p>
+            <w:pPr>
+              <w:keepNext w:val="0"/>
+              <w:keepLines w:val="0"/>
+              <w:widowControl w:val="0"/>
+              <w:pBdr>
+                <w:top w:space="0" w:sz="0" w:val="nil"/>
+                <w:left w:space="0" w:sz="0" w:val="nil"/>
+                <w:bottom w:space="0" w:sz="0" w:val="nil"/>
+                <w:right w:space="0" w:sz="0" w:val="nil"/>
+                <w:between w:space="0" w:sz="0" w:val="nil"/>
+              </w:pBdr>
+              <w:shd w:fill="auto" w:val="clear"/>
+              <w:spacing w:after="0" w:before="0" w:line="240" w:lineRule="auto"/>
+              <w:ind w:left="0" w:right="0" w:firstLine="0"/>
+              <w:jc w:val="left"/>
+              <w:rPr>
+                <w:sz w:val="24"/>
+                <w:szCs w:val="24"/>
+              </w:rPr>
+            </w:pPr>
+            <w:r>
+              <w:rPr>
+                <w:rtl w:val="0"/>
+              </w:rPr>
+            </w:r>
+          </w:p>
+        </w:tc>
+        <w:tc>
+          <w:tcPr>
+            <w:shd w:fill="auto" w:val="clear"/>
+            <w:tcMar>
+              <w:top w:w="100.0" w:type="dxa"/>
+              <w:left w:w="100.0" w:type="dxa"/>
+              <w:bottom w:w="100.0" w:type="dxa"/>
+              <w:right w:w="100.0" w:type="dxa"/>
+            </w:tcMar>
+            <w:vAlign w:val="top"/>
+          </w:tcPr>
+          <w:p>
+            <w:pPr>
+              <w:keepNext w:val="0"/>
+              <w:keepLines w:val="0"/>
+              <w:widowControl w:val="0"/>
+              <w:pBdr>
+                <w:top w:space="0" w:sz="0" w:val="nil"/>
+                <w:left w:space="0" w:sz="0" w:val="nil"/>
+                <w:bottom w:space="0" w:sz="0" w:val="nil"/>
+                <w:right w:space="0" w:sz="0" w:val="nil"/>
+                <w:between w:space="0" w:sz="0" w:val="nil"/>
+              </w:pBdr>
+              <w:shd w:fill="auto" w:val="clear"/>
+              <w:spacing w:after="0" w:before="0" w:line="240" w:lineRule="auto"/>
+              <w:ind w:left="0" w:right="0" w:firstLine="0"/>
+              <w:jc w:val="left"/>
+              <w:rPr>
+                <w:sz w:val="24"/>
+                <w:szCs w:val="24"/>
+              </w:rPr>
+            </w:pPr>
+            <w:r>
+              <w:rPr>
+                <w:rtl w:val="0"/>
+              </w:rPr>
+            </w:r>
+          </w:p>
+        </w:tc>
+        <w:tc>
+          <w:tcPr>
+            <w:shd w:fill="auto" w:val="clear"/>
+            <w:tcMar>
+              <w:top w:w="100.0" w:type="dxa"/>
+              <w:left w:w="100.0" w:type="dxa"/>
+              <w:bottom w:w="100.0" w:type="dxa"/>
+              <w:right w:w="100.0" w:type="dxa"/>
+            </w:tcMar>
+            <w:vAlign w:val="top"/>
+          </w:tcPr>
+          <w:p>
+            <w:pPr>
+              <w:keepNext w:val="0"/>
+              <w:keepLines w:val="0"/>
+              <w:widowControl w:val="0"/>
+              <w:pBdr>
+                <w:top w:space="0" w:sz="0" w:val="nil"/>
+                <w:left w:space="0" w:sz="0" w:val="nil"/>
+                <w:bottom w:space="0" w:sz="0" w:val="nil"/>
+                <w:right w:space="0" w:sz="0" w:val="nil"/>
+                <w:between w:space="0" w:sz="0" w:val="nil"/>
+              </w:pBdr>
+              <w:shd w:fill="auto" w:val="clear"/>
+              <w:spacing w:after="0" w:before="0" w:line="240" w:lineRule="auto"/>
+              <w:ind w:left="0" w:right="0" w:firstLine="0"/>
+              <w:jc w:val="left"/>
+              <w:rPr>
+                <w:sz w:val="24"/>
+                <w:szCs w:val="24"/>
+              </w:rPr>
+            </w:pPr>
+            <w:r>
+              <w:rPr>
+                <w:rtl w:val="0"/>
+              </w:rPr>
             </w:r>
           </w:p>
         </w:tc>
@@ -1872,7 +1796,6 @@
             <w:pPr>
               <w:keepNext w:val="0"/>
               <w:keepLines w:val="0"/>
-              <w:pageBreakBefore w:val="0"/>
               <w:widowControl w:val="0"/>
               <w:pBdr>
                 <w:top w:space="0" w:sz="0" w:val="nil"/>
@@ -1903,75 +1826,72 @@
             <w:pPr>
               <w:keepNext w:val="0"/>
               <w:keepLines w:val="0"/>
-              <w:pageBreakBefore w:val="0"/>
-              <w:widowControl w:val="0"/>
-              <w:pBdr>
-                <w:top w:space="0" w:sz="0" w:val="nil"/>
-                <w:left w:space="0" w:sz="0" w:val="nil"/>
-                <w:bottom w:space="0" w:sz="0" w:val="nil"/>
-                <w:right w:space="0" w:sz="0" w:val="nil"/>
-                <w:between w:space="0" w:sz="0" w:val="nil"/>
-              </w:pBdr>
-              <w:shd w:fill="auto" w:val="clear"/>
-              <w:spacing w:after="0" w:before="0" w:line="240" w:lineRule="auto"/>
-              <w:ind w:left="0" w:right="0" w:firstLine="0"/>
-              <w:jc w:val="left"/>
-              <w:rPr>
-                <w:sz w:val="24"/>
-                <w:szCs w:val="24"/>
-              </w:rPr>
-            </w:pPr>
-            <w:r>
-              <w:rPr>
-                <w:rtl w:val="0"/>
-              </w:rPr>
-            </w:r>
-          </w:p>
-          <w:p>
-            <w:pPr>
-              <w:keepNext w:val="0"/>
-              <w:keepLines w:val="0"/>
-              <w:pageBreakBefore w:val="0"/>
-              <w:widowControl w:val="0"/>
-              <w:pBdr>
-                <w:top w:space="0" w:sz="0" w:val="nil"/>
-                <w:left w:space="0" w:sz="0" w:val="nil"/>
-                <w:bottom w:space="0" w:sz="0" w:val="nil"/>
-                <w:right w:space="0" w:sz="0" w:val="nil"/>
-                <w:between w:space="0" w:sz="0" w:val="nil"/>
-              </w:pBdr>
-              <w:shd w:fill="auto" w:val="clear"/>
-              <w:spacing w:after="0" w:before="0" w:line="240" w:lineRule="auto"/>
-              <w:ind w:left="0" w:right="0" w:firstLine="0"/>
-              <w:jc w:val="left"/>
-              <w:rPr>
-                <w:sz w:val="24"/>
-                <w:szCs w:val="24"/>
-              </w:rPr>
-            </w:pPr>
-            <w:r>
-              <w:rPr>
-                <w:rtl w:val="0"/>
-              </w:rPr>
-            </w:r>
-          </w:p>
-        </w:tc>
-        <w:tc>
-          <w:tcPr>
-            <w:shd w:fill="auto" w:val="clear"/>
-            <w:tcMar>
-              <w:top w:w="100.0" w:type="dxa"/>
-              <w:left w:w="100.0" w:type="dxa"/>
-              <w:bottom w:w="100.0" w:type="dxa"/>
-              <w:right w:w="100.0" w:type="dxa"/>
-            </w:tcMar>
-            <w:vAlign w:val="top"/>
-          </w:tcPr>
-          <w:p>
-            <w:pPr>
-              <w:keepNext w:val="0"/>
-              <w:keepLines w:val="0"/>
-              <w:pageBreakBefore w:val="0"/>
+              <w:widowControl w:val="0"/>
+              <w:pBdr>
+                <w:top w:space="0" w:sz="0" w:val="nil"/>
+                <w:left w:space="0" w:sz="0" w:val="nil"/>
+                <w:bottom w:space="0" w:sz="0" w:val="nil"/>
+                <w:right w:space="0" w:sz="0" w:val="nil"/>
+                <w:between w:space="0" w:sz="0" w:val="nil"/>
+              </w:pBdr>
+              <w:shd w:fill="auto" w:val="clear"/>
+              <w:spacing w:after="0" w:before="0" w:line="240" w:lineRule="auto"/>
+              <w:ind w:left="0" w:right="0" w:firstLine="0"/>
+              <w:jc w:val="left"/>
+              <w:rPr>
+                <w:sz w:val="24"/>
+                <w:szCs w:val="24"/>
+              </w:rPr>
+            </w:pPr>
+            <w:r>
+              <w:rPr>
+                <w:rtl w:val="0"/>
+              </w:rPr>
+            </w:r>
+          </w:p>
+          <w:p>
+            <w:pPr>
+              <w:keepNext w:val="0"/>
+              <w:keepLines w:val="0"/>
+              <w:widowControl w:val="0"/>
+              <w:pBdr>
+                <w:top w:space="0" w:sz="0" w:val="nil"/>
+                <w:left w:space="0" w:sz="0" w:val="nil"/>
+                <w:bottom w:space="0" w:sz="0" w:val="nil"/>
+                <w:right w:space="0" w:sz="0" w:val="nil"/>
+                <w:between w:space="0" w:sz="0" w:val="nil"/>
+              </w:pBdr>
+              <w:shd w:fill="auto" w:val="clear"/>
+              <w:spacing w:after="0" w:before="0" w:line="240" w:lineRule="auto"/>
+              <w:ind w:left="0" w:right="0" w:firstLine="0"/>
+              <w:jc w:val="left"/>
+              <w:rPr>
+                <w:sz w:val="24"/>
+                <w:szCs w:val="24"/>
+              </w:rPr>
+            </w:pPr>
+            <w:r>
+              <w:rPr>
+                <w:rtl w:val="0"/>
+              </w:rPr>
+            </w:r>
+          </w:p>
+        </w:tc>
+        <w:tc>
+          <w:tcPr>
+            <w:shd w:fill="auto" w:val="clear"/>
+            <w:tcMar>
+              <w:top w:w="100.0" w:type="dxa"/>
+              <w:left w:w="100.0" w:type="dxa"/>
+              <w:bottom w:w="100.0" w:type="dxa"/>
+              <w:right w:w="100.0" w:type="dxa"/>
+            </w:tcMar>
+            <w:vAlign w:val="top"/>
+          </w:tcPr>
+          <w:p>
+            <w:pPr>
+              <w:keepNext w:val="0"/>
+              <w:keepLines w:val="0"/>
               <w:widowControl w:val="0"/>
               <w:pBdr>
                 <w:top w:space="0" w:sz="0" w:val="nil"/>
@@ -2002,47 +1922,45 @@
             <w:pPr>
               <w:keepNext w:val="0"/>
               <w:keepLines w:val="0"/>
-              <w:pageBreakBefore w:val="0"/>
-              <w:widowControl w:val="0"/>
-              <w:pBdr>
-                <w:top w:space="0" w:sz="0" w:val="nil"/>
-                <w:left w:space="0" w:sz="0" w:val="nil"/>
-                <w:bottom w:space="0" w:sz="0" w:val="nil"/>
-                <w:right w:space="0" w:sz="0" w:val="nil"/>
-                <w:between w:space="0" w:sz="0" w:val="nil"/>
-              </w:pBdr>
-              <w:shd w:fill="auto" w:val="clear"/>
-              <w:spacing w:after="0" w:before="0" w:line="240" w:lineRule="auto"/>
-              <w:ind w:left="0" w:right="0" w:firstLine="0"/>
-              <w:jc w:val="left"/>
-              <w:rPr>
-                <w:sz w:val="24"/>
-                <w:szCs w:val="24"/>
-              </w:rPr>
-            </w:pPr>
-            <w:r>
-              <w:rPr>
-                <w:rtl w:val="0"/>
-              </w:rPr>
-            </w:r>
-          </w:p>
-        </w:tc>
-        <w:tc>
-          <w:tcPr>
-            <w:shd w:fill="auto" w:val="clear"/>
-            <w:tcMar>
-              <w:top w:w="100.0" w:type="dxa"/>
-              <w:left w:w="100.0" w:type="dxa"/>
-              <w:bottom w:w="100.0" w:type="dxa"/>
-              <w:right w:w="100.0" w:type="dxa"/>
-            </w:tcMar>
-            <w:vAlign w:val="top"/>
-          </w:tcPr>
-          <w:p>
-            <w:pPr>
-              <w:keepNext w:val="0"/>
-              <w:keepLines w:val="0"/>
-              <w:pageBreakBefore w:val="0"/>
+              <w:widowControl w:val="0"/>
+              <w:pBdr>
+                <w:top w:space="0" w:sz="0" w:val="nil"/>
+                <w:left w:space="0" w:sz="0" w:val="nil"/>
+                <w:bottom w:space="0" w:sz="0" w:val="nil"/>
+                <w:right w:space="0" w:sz="0" w:val="nil"/>
+                <w:between w:space="0" w:sz="0" w:val="nil"/>
+              </w:pBdr>
+              <w:shd w:fill="auto" w:val="clear"/>
+              <w:spacing w:after="0" w:before="0" w:line="240" w:lineRule="auto"/>
+              <w:ind w:left="0" w:right="0" w:firstLine="0"/>
+              <w:jc w:val="left"/>
+              <w:rPr>
+                <w:sz w:val="24"/>
+                <w:szCs w:val="24"/>
+              </w:rPr>
+            </w:pPr>
+            <w:r>
+              <w:rPr>
+                <w:rtl w:val="0"/>
+              </w:rPr>
+            </w:r>
+          </w:p>
+        </w:tc>
+        <w:tc>
+          <w:tcPr>
+            <w:shd w:fill="auto" w:val="clear"/>
+            <w:tcMar>
+              <w:top w:w="100.0" w:type="dxa"/>
+              <w:left w:w="100.0" w:type="dxa"/>
+              <w:bottom w:w="100.0" w:type="dxa"/>
+              <w:right w:w="100.0" w:type="dxa"/>
+            </w:tcMar>
+            <w:vAlign w:val="top"/>
+          </w:tcPr>
+          <w:p>
+            <w:pPr>
+              <w:keepNext w:val="0"/>
+              <w:keepLines w:val="0"/>
               <w:widowControl w:val="0"/>
               <w:pBdr>
                 <w:top w:space="0" w:sz="0" w:val="nil"/>
@@ -2073,75 +1991,72 @@
             <w:pPr>
               <w:keepNext w:val="0"/>
               <w:keepLines w:val="0"/>
-              <w:pageBreakBefore w:val="0"/>
-              <w:widowControl w:val="0"/>
-              <w:pBdr>
-                <w:top w:space="0" w:sz="0" w:val="nil"/>
-                <w:left w:space="0" w:sz="0" w:val="nil"/>
-                <w:bottom w:space="0" w:sz="0" w:val="nil"/>
-                <w:right w:space="0" w:sz="0" w:val="nil"/>
-                <w:between w:space="0" w:sz="0" w:val="nil"/>
-              </w:pBdr>
-              <w:shd w:fill="auto" w:val="clear"/>
-              <w:spacing w:after="0" w:before="0" w:line="240" w:lineRule="auto"/>
-              <w:ind w:left="0" w:right="0" w:firstLine="0"/>
-              <w:jc w:val="left"/>
-              <w:rPr>
-                <w:sz w:val="24"/>
-                <w:szCs w:val="24"/>
-              </w:rPr>
-            </w:pPr>
-            <w:r>
-              <w:rPr>
-                <w:rtl w:val="0"/>
-              </w:rPr>
-            </w:r>
-          </w:p>
-          <w:p>
-            <w:pPr>
-              <w:keepNext w:val="0"/>
-              <w:keepLines w:val="0"/>
-              <w:pageBreakBefore w:val="0"/>
-              <w:widowControl w:val="0"/>
-              <w:pBdr>
-                <w:top w:space="0" w:sz="0" w:val="nil"/>
-                <w:left w:space="0" w:sz="0" w:val="nil"/>
-                <w:bottom w:space="0" w:sz="0" w:val="nil"/>
-                <w:right w:space="0" w:sz="0" w:val="nil"/>
-                <w:between w:space="0" w:sz="0" w:val="nil"/>
-              </w:pBdr>
-              <w:shd w:fill="auto" w:val="clear"/>
-              <w:spacing w:after="0" w:before="0" w:line="240" w:lineRule="auto"/>
-              <w:ind w:left="0" w:right="0" w:firstLine="0"/>
-              <w:jc w:val="left"/>
-              <w:rPr>
-                <w:sz w:val="24"/>
-                <w:szCs w:val="24"/>
-              </w:rPr>
-            </w:pPr>
-            <w:r>
-              <w:rPr>
-                <w:rtl w:val="0"/>
-              </w:rPr>
-            </w:r>
-          </w:p>
-        </w:tc>
-        <w:tc>
-          <w:tcPr>
-            <w:shd w:fill="auto" w:val="clear"/>
-            <w:tcMar>
-              <w:top w:w="100.0" w:type="dxa"/>
-              <w:left w:w="100.0" w:type="dxa"/>
-              <w:bottom w:w="100.0" w:type="dxa"/>
-              <w:right w:w="100.0" w:type="dxa"/>
-            </w:tcMar>
-            <w:vAlign w:val="top"/>
-          </w:tcPr>
-          <w:p>
-            <w:pPr>
-              <w:keepNext w:val="0"/>
-              <w:keepLines w:val="0"/>
-              <w:pageBreakBefore w:val="0"/>
+              <w:widowControl w:val="0"/>
+              <w:pBdr>
+                <w:top w:space="0" w:sz="0" w:val="nil"/>
+                <w:left w:space="0" w:sz="0" w:val="nil"/>
+                <w:bottom w:space="0" w:sz="0" w:val="nil"/>
+                <w:right w:space="0" w:sz="0" w:val="nil"/>
+                <w:between w:space="0" w:sz="0" w:val="nil"/>
+              </w:pBdr>
+              <w:shd w:fill="auto" w:val="clear"/>
+              <w:spacing w:after="0" w:before="0" w:line="240" w:lineRule="auto"/>
+              <w:ind w:left="0" w:right="0" w:firstLine="0"/>
+              <w:jc w:val="left"/>
+              <w:rPr>
+                <w:sz w:val="24"/>
+                <w:szCs w:val="24"/>
+              </w:rPr>
+            </w:pPr>
+            <w:r>
+              <w:rPr>
+                <w:rtl w:val="0"/>
+              </w:rPr>
+            </w:r>
+          </w:p>
+          <w:p>
+            <w:pPr>
+              <w:keepNext w:val="0"/>
+              <w:keepLines w:val="0"/>
+              <w:widowControl w:val="0"/>
+              <w:pBdr>
+                <w:top w:space="0" w:sz="0" w:val="nil"/>
+                <w:left w:space="0" w:sz="0" w:val="nil"/>
+                <w:bottom w:space="0" w:sz="0" w:val="nil"/>
+                <w:right w:space="0" w:sz="0" w:val="nil"/>
+                <w:between w:space="0" w:sz="0" w:val="nil"/>
+              </w:pBdr>
+              <w:shd w:fill="auto" w:val="clear"/>
+              <w:spacing w:after="0" w:before="0" w:line="240" w:lineRule="auto"/>
+              <w:ind w:left="0" w:right="0" w:firstLine="0"/>
+              <w:jc w:val="left"/>
+              <w:rPr>
+                <w:sz w:val="24"/>
+                <w:szCs w:val="24"/>
+              </w:rPr>
+            </w:pPr>
+            <w:r>
+              <w:rPr>
+                <w:rtl w:val="0"/>
+              </w:rPr>
+            </w:r>
+          </w:p>
+        </w:tc>
+        <w:tc>
+          <w:tcPr>
+            <w:shd w:fill="auto" w:val="clear"/>
+            <w:tcMar>
+              <w:top w:w="100.0" w:type="dxa"/>
+              <w:left w:w="100.0" w:type="dxa"/>
+              <w:bottom w:w="100.0" w:type="dxa"/>
+              <w:right w:w="100.0" w:type="dxa"/>
+            </w:tcMar>
+            <w:vAlign w:val="top"/>
+          </w:tcPr>
+          <w:p>
+            <w:pPr>
+              <w:keepNext w:val="0"/>
+              <w:keepLines w:val="0"/>
               <w:widowControl w:val="0"/>
               <w:pBdr>
                 <w:top w:space="0" w:sz="0" w:val="nil"/>
@@ -2172,35 +2087,33 @@
             <w:pPr>
               <w:keepNext w:val="0"/>
               <w:keepLines w:val="0"/>
-              <w:pageBreakBefore w:val="0"/>
-              <w:widowControl w:val="0"/>
-              <w:pBdr>
-                <w:top w:space="0" w:sz="0" w:val="nil"/>
-                <w:left w:space="0" w:sz="0" w:val="nil"/>
-                <w:bottom w:space="0" w:sz="0" w:val="nil"/>
-                <w:right w:space="0" w:sz="0" w:val="nil"/>
-                <w:between w:space="0" w:sz="0" w:val="nil"/>
-              </w:pBdr>
-              <w:shd w:fill="auto" w:val="clear"/>
-              <w:spacing w:after="0" w:before="0" w:line="240" w:lineRule="auto"/>
-              <w:ind w:left="0" w:right="0" w:firstLine="0"/>
-              <w:jc w:val="left"/>
-              <w:rPr>
-                <w:sz w:val="24"/>
-                <w:szCs w:val="24"/>
-              </w:rPr>
-            </w:pPr>
-            <w:r>
-              <w:rPr>
-                <w:rtl w:val="0"/>
-              </w:rPr>
-            </w:r>
-          </w:p>
-          <w:p>
-            <w:pPr>
-              <w:keepNext w:val="0"/>
-              <w:keepLines w:val="0"/>
-              <w:pageBreakBefore w:val="0"/>
+              <w:widowControl w:val="0"/>
+              <w:pBdr>
+                <w:top w:space="0" w:sz="0" w:val="nil"/>
+                <w:left w:space="0" w:sz="0" w:val="nil"/>
+                <w:bottom w:space="0" w:sz="0" w:val="nil"/>
+                <w:right w:space="0" w:sz="0" w:val="nil"/>
+                <w:between w:space="0" w:sz="0" w:val="nil"/>
+              </w:pBdr>
+              <w:shd w:fill="auto" w:val="clear"/>
+              <w:spacing w:after="0" w:before="0" w:line="240" w:lineRule="auto"/>
+              <w:ind w:left="0" w:right="0" w:firstLine="0"/>
+              <w:jc w:val="left"/>
+              <w:rPr>
+                <w:sz w:val="24"/>
+                <w:szCs w:val="24"/>
+              </w:rPr>
+            </w:pPr>
+            <w:r>
+              <w:rPr>
+                <w:rtl w:val="0"/>
+              </w:rPr>
+            </w:r>
+          </w:p>
+          <w:p>
+            <w:pPr>
+              <w:keepNext w:val="0"/>
+              <w:keepLines w:val="0"/>
               <w:widowControl w:val="0"/>
               <w:pBdr>
                 <w:top w:space="0" w:sz="0" w:val="nil"/>
@@ -2246,7 +2159,6 @@
             <w:pPr>
               <w:keepNext w:val="0"/>
               <w:keepLines w:val="0"/>
-              <w:pageBreakBefore w:val="0"/>
               <w:widowControl w:val="0"/>
               <w:pBdr>
                 <w:top w:space="0" w:sz="0" w:val="nil"/>
@@ -2277,155 +2189,150 @@
             <w:pPr>
               <w:keepNext w:val="0"/>
               <w:keepLines w:val="0"/>
-              <w:pageBreakBefore w:val="0"/>
-              <w:widowControl w:val="0"/>
-              <w:pBdr>
-                <w:top w:space="0" w:sz="0" w:val="nil"/>
-                <w:left w:space="0" w:sz="0" w:val="nil"/>
-                <w:bottom w:space="0" w:sz="0" w:val="nil"/>
-                <w:right w:space="0" w:sz="0" w:val="nil"/>
-                <w:between w:space="0" w:sz="0" w:val="nil"/>
-              </w:pBdr>
-              <w:shd w:fill="auto" w:val="clear"/>
-              <w:spacing w:after="0" w:before="0" w:line="240" w:lineRule="auto"/>
-              <w:ind w:left="0" w:right="0" w:firstLine="0"/>
-              <w:jc w:val="left"/>
-              <w:rPr>
-                <w:sz w:val="24"/>
-                <w:szCs w:val="24"/>
-              </w:rPr>
-            </w:pPr>
-            <w:r>
-              <w:rPr>
-                <w:rtl w:val="0"/>
-              </w:rPr>
-            </w:r>
-          </w:p>
-          <w:p>
-            <w:pPr>
-              <w:keepNext w:val="0"/>
-              <w:keepLines w:val="0"/>
-              <w:pageBreakBefore w:val="0"/>
-              <w:widowControl w:val="0"/>
-              <w:pBdr>
-                <w:top w:space="0" w:sz="0" w:val="nil"/>
-                <w:left w:space="0" w:sz="0" w:val="nil"/>
-                <w:bottom w:space="0" w:sz="0" w:val="nil"/>
-                <w:right w:space="0" w:sz="0" w:val="nil"/>
-                <w:between w:space="0" w:sz="0" w:val="nil"/>
-              </w:pBdr>
-              <w:shd w:fill="auto" w:val="clear"/>
-              <w:spacing w:after="0" w:before="0" w:line="240" w:lineRule="auto"/>
-              <w:ind w:left="0" w:right="0" w:firstLine="0"/>
-              <w:jc w:val="left"/>
-              <w:rPr>
-                <w:sz w:val="24"/>
-                <w:szCs w:val="24"/>
-              </w:rPr>
-            </w:pPr>
-            <w:r>
-              <w:rPr>
-                <w:rtl w:val="0"/>
-              </w:rPr>
-            </w:r>
-          </w:p>
-        </w:tc>
-        <w:tc>
-          <w:tcPr>
-            <w:shd w:fill="auto" w:val="clear"/>
-            <w:tcMar>
-              <w:top w:w="100.0" w:type="dxa"/>
-              <w:left w:w="100.0" w:type="dxa"/>
-              <w:bottom w:w="100.0" w:type="dxa"/>
-              <w:right w:w="100.0" w:type="dxa"/>
-            </w:tcMar>
-            <w:vAlign w:val="top"/>
-          </w:tcPr>
-          <w:p>
-            <w:pPr>
-              <w:keepNext w:val="0"/>
-              <w:keepLines w:val="0"/>
-              <w:pageBreakBefore w:val="0"/>
-              <w:widowControl w:val="0"/>
-              <w:pBdr>
-                <w:top w:space="0" w:sz="0" w:val="nil"/>
-                <w:left w:space="0" w:sz="0" w:val="nil"/>
-                <w:bottom w:space="0" w:sz="0" w:val="nil"/>
-                <w:right w:space="0" w:sz="0" w:val="nil"/>
-                <w:between w:space="0" w:sz="0" w:val="nil"/>
-              </w:pBdr>
-              <w:shd w:fill="auto" w:val="clear"/>
-              <w:spacing w:after="0" w:before="0" w:line="240" w:lineRule="auto"/>
-              <w:ind w:left="0" w:right="0" w:firstLine="0"/>
-              <w:jc w:val="left"/>
-              <w:rPr>
-                <w:sz w:val="24"/>
-                <w:szCs w:val="24"/>
-              </w:rPr>
-            </w:pPr>
-            <w:r>
-              <w:rPr>
-                <w:rtl w:val="0"/>
-              </w:rPr>
-            </w:r>
-          </w:p>
-        </w:tc>
-        <w:tc>
-          <w:tcPr>
-            <w:shd w:fill="auto" w:val="clear"/>
-            <w:tcMar>
-              <w:top w:w="100.0" w:type="dxa"/>
-              <w:left w:w="100.0" w:type="dxa"/>
-              <w:bottom w:w="100.0" w:type="dxa"/>
-              <w:right w:w="100.0" w:type="dxa"/>
-            </w:tcMar>
-            <w:vAlign w:val="top"/>
-          </w:tcPr>
-          <w:p>
-            <w:pPr>
-              <w:keepNext w:val="0"/>
-              <w:keepLines w:val="0"/>
-              <w:pageBreakBefore w:val="0"/>
-              <w:widowControl w:val="0"/>
-              <w:pBdr>
-                <w:top w:space="0" w:sz="0" w:val="nil"/>
-                <w:left w:space="0" w:sz="0" w:val="nil"/>
-                <w:bottom w:space="0" w:sz="0" w:val="nil"/>
-                <w:right w:space="0" w:sz="0" w:val="nil"/>
-                <w:between w:space="0" w:sz="0" w:val="nil"/>
-              </w:pBdr>
-              <w:shd w:fill="auto" w:val="clear"/>
-              <w:spacing w:after="0" w:before="0" w:line="240" w:lineRule="auto"/>
-              <w:ind w:left="0" w:right="0" w:firstLine="0"/>
-              <w:jc w:val="left"/>
-              <w:rPr>
-                <w:sz w:val="24"/>
-                <w:szCs w:val="24"/>
-              </w:rPr>
-            </w:pPr>
-            <w:r>
-              <w:rPr>
-                <w:rtl w:val="0"/>
-              </w:rPr>
-            </w:r>
-          </w:p>
-        </w:tc>
-        <w:tc>
-          <w:tcPr>
-            <w:shd w:fill="auto" w:val="clear"/>
-            <w:tcMar>
-              <w:top w:w="100.0" w:type="dxa"/>
-              <w:left w:w="100.0" w:type="dxa"/>
-              <w:bottom w:w="100.0" w:type="dxa"/>
-              <w:right w:w="100.0" w:type="dxa"/>
-            </w:tcMar>
-            <w:vAlign w:val="top"/>
-          </w:tcPr>
-          <w:p>
-            <w:pPr>
-              <w:keepNext w:val="0"/>
-              <w:keepLines w:val="0"/>
-              <w:pageBreakBefore w:val="0"/>
+              <w:widowControl w:val="0"/>
+              <w:pBdr>
+                <w:top w:space="0" w:sz="0" w:val="nil"/>
+                <w:left w:space="0" w:sz="0" w:val="nil"/>
+                <w:bottom w:space="0" w:sz="0" w:val="nil"/>
+                <w:right w:space="0" w:sz="0" w:val="nil"/>
+                <w:between w:space="0" w:sz="0" w:val="nil"/>
+              </w:pBdr>
+              <w:shd w:fill="auto" w:val="clear"/>
+              <w:spacing w:after="0" w:before="0" w:line="240" w:lineRule="auto"/>
+              <w:ind w:left="0" w:right="0" w:firstLine="0"/>
+              <w:jc w:val="left"/>
+              <w:rPr>
+                <w:sz w:val="24"/>
+                <w:szCs w:val="24"/>
+              </w:rPr>
+            </w:pPr>
+            <w:r>
+              <w:rPr>
+                <w:rtl w:val="0"/>
+              </w:rPr>
+            </w:r>
+          </w:p>
+          <w:p>
+            <w:pPr>
+              <w:keepNext w:val="0"/>
+              <w:keepLines w:val="0"/>
+              <w:widowControl w:val="0"/>
+              <w:pBdr>
+                <w:top w:space="0" w:sz="0" w:val="nil"/>
+                <w:left w:space="0" w:sz="0" w:val="nil"/>
+                <w:bottom w:space="0" w:sz="0" w:val="nil"/>
+                <w:right w:space="0" w:sz="0" w:val="nil"/>
+                <w:between w:space="0" w:sz="0" w:val="nil"/>
+              </w:pBdr>
+              <w:shd w:fill="auto" w:val="clear"/>
+              <w:spacing w:after="0" w:before="0" w:line="240" w:lineRule="auto"/>
+              <w:ind w:left="0" w:right="0" w:firstLine="0"/>
+              <w:jc w:val="left"/>
+              <w:rPr>
+                <w:sz w:val="24"/>
+                <w:szCs w:val="24"/>
+              </w:rPr>
+            </w:pPr>
+            <w:r>
+              <w:rPr>
+                <w:rtl w:val="0"/>
+              </w:rPr>
+            </w:r>
+          </w:p>
+        </w:tc>
+        <w:tc>
+          <w:tcPr>
+            <w:shd w:fill="auto" w:val="clear"/>
+            <w:tcMar>
+              <w:top w:w="100.0" w:type="dxa"/>
+              <w:left w:w="100.0" w:type="dxa"/>
+              <w:bottom w:w="100.0" w:type="dxa"/>
+              <w:right w:w="100.0" w:type="dxa"/>
+            </w:tcMar>
+            <w:vAlign w:val="top"/>
+          </w:tcPr>
+          <w:p>
+            <w:pPr>
+              <w:keepNext w:val="0"/>
+              <w:keepLines w:val="0"/>
+              <w:widowControl w:val="0"/>
+              <w:pBdr>
+                <w:top w:space="0" w:sz="0" w:val="nil"/>
+                <w:left w:space="0" w:sz="0" w:val="nil"/>
+                <w:bottom w:space="0" w:sz="0" w:val="nil"/>
+                <w:right w:space="0" w:sz="0" w:val="nil"/>
+                <w:between w:space="0" w:sz="0" w:val="nil"/>
+              </w:pBdr>
+              <w:shd w:fill="auto" w:val="clear"/>
+              <w:spacing w:after="0" w:before="0" w:line="240" w:lineRule="auto"/>
+              <w:ind w:left="0" w:right="0" w:firstLine="0"/>
+              <w:jc w:val="left"/>
+              <w:rPr>
+                <w:sz w:val="24"/>
+                <w:szCs w:val="24"/>
+              </w:rPr>
+            </w:pPr>
+            <w:r>
+              <w:rPr>
+                <w:rtl w:val="0"/>
+              </w:rPr>
+            </w:r>
+          </w:p>
+        </w:tc>
+        <w:tc>
+          <w:tcPr>
+            <w:shd w:fill="auto" w:val="clear"/>
+            <w:tcMar>
+              <w:top w:w="100.0" w:type="dxa"/>
+              <w:left w:w="100.0" w:type="dxa"/>
+              <w:bottom w:w="100.0" w:type="dxa"/>
+              <w:right w:w="100.0" w:type="dxa"/>
+            </w:tcMar>
+            <w:vAlign w:val="top"/>
+          </w:tcPr>
+          <w:p>
+            <w:pPr>
+              <w:keepNext w:val="0"/>
+              <w:keepLines w:val="0"/>
+              <w:widowControl w:val="0"/>
+              <w:pBdr>
+                <w:top w:space="0" w:sz="0" w:val="nil"/>
+                <w:left w:space="0" w:sz="0" w:val="nil"/>
+                <w:bottom w:space="0" w:sz="0" w:val="nil"/>
+                <w:right w:space="0" w:sz="0" w:val="nil"/>
+                <w:between w:space="0" w:sz="0" w:val="nil"/>
+              </w:pBdr>
+              <w:shd w:fill="auto" w:val="clear"/>
+              <w:spacing w:after="0" w:before="0" w:line="240" w:lineRule="auto"/>
+              <w:ind w:left="0" w:right="0" w:firstLine="0"/>
+              <w:jc w:val="left"/>
+              <w:rPr>
+                <w:sz w:val="24"/>
+                <w:szCs w:val="24"/>
+              </w:rPr>
+            </w:pPr>
+            <w:r>
+              <w:rPr>
+                <w:rtl w:val="0"/>
+              </w:rPr>
+            </w:r>
+          </w:p>
+        </w:tc>
+        <w:tc>
+          <w:tcPr>
+            <w:shd w:fill="auto" w:val="clear"/>
+            <w:tcMar>
+              <w:top w:w="100.0" w:type="dxa"/>
+              <w:left w:w="100.0" w:type="dxa"/>
+              <w:bottom w:w="100.0" w:type="dxa"/>
+              <w:right w:w="100.0" w:type="dxa"/>
+            </w:tcMar>
+            <w:vAlign w:val="top"/>
+          </w:tcPr>
+          <w:p>
+            <w:pPr>
+              <w:keepNext w:val="0"/>
+              <w:keepLines w:val="0"/>
               <w:widowControl w:val="0"/>
               <w:pBdr>
                 <w:top w:space="0" w:sz="0" w:val="nil"/>
@@ -2462,7 +2369,7 @@
           <w:szCs w:val="24"/>
         </w:rPr>
       </w:pPr>
-      <w:bookmarkStart w:colFirst="0" w:colLast="0" w:name="_mfkxugs4qlng" w:id="3"/>
+      <w:bookmarkStart w:colFirst="0" w:colLast="0" w:name="_dcwhf3fia1gy" w:id="3"/>
       <w:bookmarkEnd w:id="3"/>
       <w:r>
         <w:rPr>
@@ -2636,67 +2543,6 @@
 </file>
 
 <file path=word/footer1.xml><?xml version="1.0" encoding="utf-8"?>
-<w:ftr xmlns:mc="http://schemas.openxmlformats.org/markup-compatibility/2006" xmlns:o="urn:schemas-microsoft-com:office:office" xmlns:r="http://schemas.openxmlformats.org/officeDocument/2006/relationships" xmlns:m="http://schemas.openxmlformats.org/officeDocument/2006/math" xmlns:v="urn:schemas-microsoft-com:vml" xmlns:wp="http://schemas.openxmlformats.org/drawingml/2006/wordprocessingDrawing" xmlns:w10="urn:schemas-microsoft-com:office:word" xmlns:w="http://schemas.openxmlformats.org/wordprocessingml/2006/main" xmlns:wne="http://schemas.microsoft.com/office/word/2006/wordml" xmlns:sl="http://schemas.openxmlformats.org/schemaLibrary/2006/main" xmlns:a="http://schemas.openxmlformats.org/drawingml/2006/main" xmlns:pic="http://schemas.openxmlformats.org/drawingml/2006/picture" xmlns:c="http://schemas.openxmlformats.org/drawingml/2006/chart" xmlns:lc="http://schemas.openxmlformats.org/drawingml/2006/lockedCanvas" xmlns:dgm="http://schemas.openxmlformats.org/drawingml/2006/diagram" xmlns:wps="http://schemas.microsoft.com/office/word/2010/wordprocessingShape" xmlns:wpg="http://schemas.microsoft.com/office/word/2010/wordprocessingGroup" xmlns:w14="http://schemas.microsoft.com/office/word/2010/wordml" xmlns:w15="http://schemas.microsoft.com/office/word/2012/wordml" xmlns:w16="http://schemas.microsoft.com/office/word/2018/wordml" xmlns:w16cex="http://schemas.microsoft.com/office/word/2018/wordml/cex" xmlns:w16cid="http://schemas.microsoft.com/office/word/2016/wordml/cid" xmlns="http://schemas.microsoft.com/office/tasks/2019/documenttasks" xmlns:cr="http://schemas.microsoft.com/office/comments/2020/reactions">
-  <w:p>
-    <w:pPr>
-      <w:pBdr>
-        <w:top w:space="0" w:sz="0" w:val="nil"/>
-        <w:left w:space="0" w:sz="0" w:val="nil"/>
-        <w:bottom w:space="0" w:sz="0" w:val="nil"/>
-        <w:right w:space="0" w:sz="0" w:val="nil"/>
-        <w:between w:space="0" w:sz="0" w:val="nil"/>
-      </w:pBdr>
-      <w:tabs>
-        <w:tab w:val="center" w:leader="none" w:pos="4320"/>
-        <w:tab w:val="right" w:leader="none" w:pos="8640"/>
-      </w:tabs>
-      <w:jc w:val="center"/>
-      <w:rPr>
-        <w:color w:val="000000"/>
-      </w:rPr>
-    </w:pPr>
-    <w:r>
-      <w:rPr>
-        <w:color w:val="000000"/>
-      </w:rPr>
-      <w:fldChar w:fldCharType="begin"/>
-      <w:instrText xml:space="preserve">PAGE</w:instrText>
-      <w:fldChar w:fldCharType="separate"/>
-      <w:fldChar w:fldCharType="end"/>
-    </w:r>
-    <w:r>
-      <w:rPr>
-        <w:rtl w:val="0"/>
-      </w:rPr>
-    </w:r>
-  </w:p>
-  <w:p>
-    <w:pPr>
-      <w:pBdr>
-        <w:top w:space="0" w:sz="0" w:val="nil"/>
-        <w:left w:space="0" w:sz="0" w:val="nil"/>
-        <w:bottom w:space="0" w:sz="0" w:val="nil"/>
-        <w:right w:space="0" w:sz="0" w:val="nil"/>
-        <w:between w:space="0" w:sz="0" w:val="nil"/>
-      </w:pBdr>
-      <w:tabs>
-        <w:tab w:val="center" w:leader="none" w:pos="4320"/>
-        <w:tab w:val="right" w:leader="none" w:pos="8640"/>
-      </w:tabs>
-      <w:rPr>
-        <w:color w:val="000000"/>
-      </w:rPr>
-    </w:pPr>
-    <w:r>
-      <w:rPr>
-        <w:rtl w:val="0"/>
-      </w:rPr>
-    </w:r>
-  </w:p>
-</w:ftr>
-</file>
-
-<file path=word/footer2.xml><?xml version="1.0" encoding="utf-8"?>
 <w:ftr xmlns:mc="http://schemas.openxmlformats.org/markup-compatibility/2006" xmlns:o="urn:schemas-microsoft-com:office:office" xmlns:r="http://schemas.openxmlformats.org/officeDocument/2006/relationships" xmlns:m="http://schemas.openxmlformats.org/officeDocument/2006/math" xmlns:v="urn:schemas-microsoft-com:vml" xmlns:wp="http://schemas.openxmlformats.org/drawingml/2006/wordprocessingDrawing" xmlns:w10="urn:schemas-microsoft-com:office:word" xmlns:w="http://schemas.openxmlformats.org/wordprocessingml/2006/main" xmlns:wne="http://schemas.microsoft.com/office/word/2006/wordml" xmlns:sl="http://schemas.openxmlformats.org/schemaLibrary/2006/main" xmlns:a="http://schemas.openxmlformats.org/drawingml/2006/main" xmlns:pic="http://schemas.openxmlformats.org/drawingml/2006/picture" xmlns:c="http://schemas.openxmlformats.org/drawingml/2006/chart" xmlns:lc="http://schemas.openxmlformats.org/drawingml/2006/lockedCanvas" xmlns:dgm="http://schemas.openxmlformats.org/drawingml/2006/diagram" xmlns:wps="http://schemas.microsoft.com/office/word/2010/wordprocessingShape" xmlns:wpg="http://schemas.microsoft.com/office/word/2010/wordprocessingGroup" xmlns:w14="http://schemas.microsoft.com/office/word/2010/wordml" xmlns:w15="http://schemas.microsoft.com/office/word/2012/wordml" xmlns:w16="http://schemas.microsoft.com/office/word/2018/wordml" xmlns:w16cex="http://schemas.microsoft.com/office/word/2018/wordml/cex" xmlns:w16cid="http://schemas.microsoft.com/office/word/2016/wordml/cid" xmlns="http://schemas.microsoft.com/office/tasks/2019/documenttasks" xmlns:cr="http://schemas.microsoft.com/office/comments/2020/reactions">
   <w:p>
     <w:pPr>
@@ -2758,6 +2604,67 @@
       <w:fldChar w:fldCharType="separate"/>
       <w:fldChar w:fldCharType="end"/>
     </w:r>
+    <w:r>
+      <w:rPr>
+        <w:rtl w:val="0"/>
+      </w:rPr>
+    </w:r>
+  </w:p>
+</w:ftr>
+</file>
+
+<file path=word/footer2.xml><?xml version="1.0" encoding="utf-8"?>
+<w:ftr xmlns:mc="http://schemas.openxmlformats.org/markup-compatibility/2006" xmlns:o="urn:schemas-microsoft-com:office:office" xmlns:r="http://schemas.openxmlformats.org/officeDocument/2006/relationships" xmlns:m="http://schemas.openxmlformats.org/officeDocument/2006/math" xmlns:v="urn:schemas-microsoft-com:vml" xmlns:wp="http://schemas.openxmlformats.org/drawingml/2006/wordprocessingDrawing" xmlns:w10="urn:schemas-microsoft-com:office:word" xmlns:w="http://schemas.openxmlformats.org/wordprocessingml/2006/main" xmlns:wne="http://schemas.microsoft.com/office/word/2006/wordml" xmlns:sl="http://schemas.openxmlformats.org/schemaLibrary/2006/main" xmlns:a="http://schemas.openxmlformats.org/drawingml/2006/main" xmlns:pic="http://schemas.openxmlformats.org/drawingml/2006/picture" xmlns:c="http://schemas.openxmlformats.org/drawingml/2006/chart" xmlns:lc="http://schemas.openxmlformats.org/drawingml/2006/lockedCanvas" xmlns:dgm="http://schemas.openxmlformats.org/drawingml/2006/diagram" xmlns:wps="http://schemas.microsoft.com/office/word/2010/wordprocessingShape" xmlns:wpg="http://schemas.microsoft.com/office/word/2010/wordprocessingGroup" xmlns:w14="http://schemas.microsoft.com/office/word/2010/wordml" xmlns:w15="http://schemas.microsoft.com/office/word/2012/wordml" xmlns:w16="http://schemas.microsoft.com/office/word/2018/wordml" xmlns:w16cex="http://schemas.microsoft.com/office/word/2018/wordml/cex" xmlns:w16cid="http://schemas.microsoft.com/office/word/2016/wordml/cid" xmlns="http://schemas.microsoft.com/office/tasks/2019/documenttasks" xmlns:cr="http://schemas.microsoft.com/office/comments/2020/reactions">
+  <w:p>
+    <w:pPr>
+      <w:pBdr>
+        <w:top w:space="0" w:sz="0" w:val="nil"/>
+        <w:left w:space="0" w:sz="0" w:val="nil"/>
+        <w:bottom w:space="0" w:sz="0" w:val="nil"/>
+        <w:right w:space="0" w:sz="0" w:val="nil"/>
+        <w:between w:space="0" w:sz="0" w:val="nil"/>
+      </w:pBdr>
+      <w:tabs>
+        <w:tab w:val="center" w:leader="none" w:pos="4320"/>
+        <w:tab w:val="right" w:leader="none" w:pos="8640"/>
+      </w:tabs>
+      <w:jc w:val="center"/>
+      <w:rPr>
+        <w:color w:val="000000"/>
+      </w:rPr>
+    </w:pPr>
+    <w:r>
+      <w:rPr>
+        <w:color w:val="000000"/>
+      </w:rPr>
+      <w:fldChar w:fldCharType="begin"/>
+      <w:instrText xml:space="preserve">PAGE</w:instrText>
+      <w:fldChar w:fldCharType="separate"/>
+      <w:fldChar w:fldCharType="end"/>
+    </w:r>
+    <w:r>
+      <w:rPr>
+        <w:rtl w:val="0"/>
+      </w:rPr>
+    </w:r>
+  </w:p>
+  <w:p>
+    <w:pPr>
+      <w:pBdr>
+        <w:top w:space="0" w:sz="0" w:val="nil"/>
+        <w:left w:space="0" w:sz="0" w:val="nil"/>
+        <w:bottom w:space="0" w:sz="0" w:val="nil"/>
+        <w:right w:space="0" w:sz="0" w:val="nil"/>
+        <w:between w:space="0" w:sz="0" w:val="nil"/>
+      </w:pBdr>
+      <w:tabs>
+        <w:tab w:val="center" w:leader="none" w:pos="4320"/>
+        <w:tab w:val="right" w:leader="none" w:pos="8640"/>
+      </w:tabs>
+      <w:rPr>
+        <w:color w:val="000000"/>
+      </w:rPr>
+    </w:pPr>
     <w:r>
       <w:rPr>
         <w:rtl w:val="0"/>
